--- a/technical_document/docx/01_architecture/DOC-01-ARCH-04_Enterprise_Data_Dictionary_and_Schema_Reference.docx
+++ b/technical_document/docx/01_architecture/DOC-01-ARCH-04_Enterprise_Data_Dictionary_and_Schema_Reference.docx
@@ -162,7 +162,7 @@
           <w:color w:val="2D3748"/>
           <w:sz w:val="19"/>
         </w:rPr>
-        <w:t>As illustrated in Figure 1 below, Production schema view reflecting ulms_app.customers, KYC verification, and accounts.</w:t>
+        <w:t>As illustrated in Figure 1 below, Production schema view reflecting ulms.customer, KYC verification, and accounts.</w:t>
       </w:r>
     </w:p>
     <w:tbl>
@@ -264,7 +264,7 @@
           <w:color w:val="718096"/>
           <w:sz w:val="16"/>
         </w:rPr>
-        <w:t>Production schema view reflecting ulms_app.customers, KYC verification, and accounts.</w:t>
+        <w:t>Production schema view reflecting ulms.customer, KYC verification, and accounts.</w:t>
       </w:r>
     </w:p>
     <w:p>
@@ -1580,6 +1580,58 @@
                 <w:sz w:val="17"/>
               </w:rPr>
               <w:t>Master Approved</w:t>
+            </w:r>
+          </w:p>
+        </w:tc>
+      </w:tr>
+      <w:tr>
+        <w:tc>
+          <w:tcPr>
+            <w:tcW w:type="dxa" w:w="1872"/>
+          </w:tcPr>
+          <w:p>
+            <w:r>
+              <w:t>3.1.0</w:t>
+            </w:r>
+          </w:p>
+        </w:tc>
+        <w:tc>
+          <w:tcPr>
+            <w:tcW w:type="dxa" w:w="1872"/>
+          </w:tcPr>
+          <w:p>
+            <w:r>
+              <w:t>October 2026</w:t>
+            </w:r>
+          </w:p>
+        </w:tc>
+        <w:tc>
+          <w:tcPr>
+            <w:tcW w:type="dxa" w:w="1872"/>
+          </w:tcPr>
+          <w:p>
+            <w:r>
+              <w:t>Independent Forensic Re-audit</w:t>
+            </w:r>
+          </w:p>
+        </w:tc>
+        <w:tc>
+          <w:tcPr>
+            <w:tcW w:type="dxa" w:w="1872"/>
+          </w:tcPr>
+          <w:p>
+            <w:r>
+              <w:t>Factual corrections per audit/docx_forensic_audit_2026-10-08.md</w:t>
+            </w:r>
+          </w:p>
+        </w:tc>
+        <w:tc>
+          <w:tcPr>
+            <w:tcW w:type="dxa" w:w="1872"/>
+          </w:tcPr>
+          <w:p>
+            <w:r>
+              <w:t>Applied</w:t>
             </w:r>
           </w:p>
         </w:tc>
@@ -1703,7 +1755,7 @@
           <w:color w:val="2D3748"/>
           <w:sz w:val="19"/>
         </w:rPr>
-        <w:t>As illustrated in Figure 3 below, Visual manifestation of mifostenant-default loan schedule and payment allocations.</w:t>
+        <w:t>As illustrated in Figure 3 below, Visual manifestation of fineract_default loan schedule and payment allocations.</w:t>
       </w:r>
     </w:p>
     <w:tbl>
@@ -1805,7 +1857,7 @@
           <w:color w:val="718096"/>
           <w:sz w:val="16"/>
         </w:rPr>
-        <w:t>Visual manifestation of mifostenant-default loan schedule and payment allocations.</w:t>
+        <w:t>Visual manifestation of fineract_default loan schedule and payment allocations.</w:t>
       </w:r>
     </w:p>
     <w:p>
@@ -7834,7 +7886,7 @@
                 <w:color w:val="801515"/>
                 <w:sz w:val="16"/>
               </w:rPr>
-              <w:t>VARCHAR(10)</w:t>
+              <w:t>VARCHAR(16)</w:t>
             </w:r>
           </w:p>
         </w:tc>
@@ -10689,7 +10741,7 @@
                 <w:color w:val="801515"/>
                 <w:sz w:val="16"/>
               </w:rPr>
-              <w:t>VARCHAR(10)</w:t>
+              <w:t>VARCHAR(16)</w:t>
             </w:r>
           </w:p>
         </w:tc>
@@ -12383,7 +12435,7 @@
                 <w:color w:val="801515"/>
                 <w:sz w:val="16"/>
               </w:rPr>
-              <w:t>250000001</w:t>
+              <w:t>2500000001</w:t>
             </w:r>
           </w:p>
         </w:tc>
@@ -12731,7 +12783,7 @@
                 <w:color w:val="801515"/>
                 <w:sz w:val="16"/>
               </w:rPr>
-              <w:t>250000001</w:t>
+              <w:t>2500000001</w:t>
             </w:r>
           </w:p>
         </w:tc>
@@ -16688,6 +16740,19 @@
           <w:sz w:val="19"/>
         </w:rPr>
         <w:t>— End of Data Dictionary Specification —</w:t>
+      </w:r>
+    </w:p>
+    <w:p>
+      <w:r>
+        <w:rPr>
+          <w:b/>
+        </w:rPr>
+        <w:t>Addendum — v3.1.0 corrections (Independent Forensic Re-audit, 8 October 2026)</w:t>
+      </w:r>
+    </w:p>
+    <w:p>
+      <w:r>
+        <w:t>Dictionary corrections (v3.1.0): ulms.loan.stage widened to VARCHAR(16) per V13__loan_stage_width.sql; L6 approval_band minimum corrected to 2,500,000,001 minor units. Authoritative column lists — ulms.audit_entry (V1): id, actor, action, aggregate, aggregate_id, payload JSONB, hash, at, request_id; ulms.outbox_event: id, aggregate, aggregate_id, type, payload JSONB, created_at, dispatched_at, attempts (no status/error_detail columns — poisoning is tracked via attempts).</w:t>
       </w:r>
     </w:p>
     <w:sectPr>
